--- a/acts-sermons/docx/11_2026-12-27_은과금은내게없으나_행3장1-10절.docx
+++ b/acts-sermons/docx/11_2026-12-27_은과금은내게없으나_행3장1-10절.docx
@@ -81,7 +81,7 @@
           <w:sz w:val="24"/>
           <w:szCs w:val="24"/>
         </w:rPr>
-        <w:t xml:space="preserve">베드로와 요한이 제 구 시 기도 시간에 성전에 올라갈새 나면서 못 걷게 된 이를 사람들이 메고 오니 이는 성전에 들어가는 사람들에게 구걸하기 위하여 날마다 미문이라는 성전 문에 두는 자라 그가 베드로와 요한이 성전에 들어가려 함을 보고 구걸하거늘 베드로가 요한과 더불어 주목하여 이르되 우리를 보라 하니 그가 그들에게서 무엇을 얻을까 하여 바라보거늘 베드로가 이르되 은과 금은 내게 없거니와 내게 있는 이것을 네게 주노니 곧 나사렛 예수 그리스도의 이름으로 걸으라 하고 오른손을 잡아 일으키니 발과 발목이 곧 힘을 얻고 뛰어 서서 걸으며 그들과 함께 성전으로 들어가면서 걷기도 하고 뛰기도 하며 하나님을 찬송하니 모든 백성이 그 걷는 것과 하나님을 찬송함을 보고 그가 본래 성전 미문에 앉아 구걸하던 사람인 줄 알고 그에게 일어난 일로 인하여 심히 놀랍게 여기며 놀라니라 (사도행전 3:1-10, 개역개정)</w:t>
+        <w:t xml:space="preserve">제 구 시 기도 시간에 베드로와 요한이 성전에 올라갈새 나면서 못 걷게 된 이를 사람들이 메고 오니 이는 성전에 들어가는 사람들에게 구걸하기 위하여 날마다 미문이라는 성전 문에 두는 자라 그가 베드로와 요한이 성전에 들어가려 함을 보고 구걸하거늘 베드로가 요한과 더불어 주목하여 이르되 우리를 보라 하니 그가 그들에게서 무엇을 얻을까 하여 바라보거늘 베드로가 이르되 은과 금은 내게 없거니와 내게 있는 이것을 네게 주노니 곧 나사렛 예수 그리스도의 이름으로 걸으라 하고 오른손을 잡아 일으키니 발과 발목이 곧 힘을 얻고 뛰어 서서 걸으며 그들과 함께 성전으로 들어가면서 걷기도 하고 뛰기도 하며 하나님을 찬송하니 모든 백성이 그 걷는 것과 하나님을 찬송함을 보고 그가 본래 성전 미문에 앉아 구걸하던 사람인 줄 알고 그에게 일어난 일로 인하여 심히 놀랍게 여기며 놀라니라 (사도행전 3:1-10, 개역개정)</w:t>
       </w:r>
     </w:p>
     <w:p>
@@ -369,7 +369,7 @@
           <w:sz w:val="24"/>
           <w:szCs w:val="24"/>
         </w:rPr>
-        <w:t xml:space="preserve">그때 하갈은 하나님의 이름을 이렇게 부릅니다. “주는 나를 살피시는 하나님이시라.” 그리고 “내가 어떻게 여기서 나를 살피시는 하나님을 뵈었는고” 하고 고백합니다. 아무도 보지 않던 여인을 하나님은 보셨습니다. 사람들이 지나치는 사람을 하나님은 지나치지 않으십니다. 성전 미문의 그 사람도 그랬습니다. 그날 그를 주목한 것은 베드로의 눈이었지만, 그 눈을 통해 그를 바라보신 분은 살피시는 하나님이셨습니다.</w:t>
+        <w:t xml:space="preserve">그때 하갈은 자기에게 말씀하신 여호와의 이름을 ‘나를 살피시는 하나님’이라 불렀습니다(창 16:13). 그리고 “내가 어떻게 여기서 나를 살피시는 하나님을 뵈었는고” 하고 고백합니다. 아무도 보지 않던 여인을 하나님은 보셨습니다. 사람들이 지나치는 사람을 하나님은 지나치지 않으십니다. 성전 미문의 그 사람도 그랬습니다. 그날 그를 주목한 것은 베드로의 눈이었지만, 그 눈을 통해 그를 바라보신 분은 살피시는 하나님이셨습니다.</w:t>
       </w:r>
     </w:p>
     <w:p>
@@ -965,7 +965,7 @@
           <w:sz w:val="24"/>
           <w:szCs w:val="24"/>
         </w:rPr>
-        <w:t xml:space="preserve">또 하나 놀라운 것이 있습니다. 그는 “그들과 함께 성전으로 들어가면서” 찬송했습니다. 그는 평생 성전 문 밖에 앉아 있던 사람입니다. 구약의 규례에 따르면 저는 자는 성전 안 깊은 곳까지 들어가기 어려웠습니다. 그는 늘 문 앞에서 다른 사람들이 들어가는 것을 보기만 했습니다. 그런데 이제 그가 성전 안으로 들어갑니다. 예수 그리스도의 이름은 그를 걷게 했을 뿐 아니라 하나님의 집 안으로 들어가게 했습니다. 구원은 몸의 회복을 넘어 하나님과의 관계의 회복입니다. 그리고 9절과 10절에서 모든 백성이 그를 보고 놀랍니다. 변화된 한 사람이 가장 강력한 설교가 되었습니다.</w:t>
+        <w:t xml:space="preserve">또 하나 놀라운 것이 있습니다. 그는 “그들과 함께 성전으로 들어가면서” 찬송했습니다. 그는 평생 성전 문 밖에 앉아 있던 사람입니다. 그는 몸이 성치 못하여 사람들 손에 들려 와 문 밖에 놓이던 사람이었습니다. 그는 늘 문 앞에서 다른 사람들이 들어가는 것을 보기만 했습니다. 그런데 이제 그가 성전 안으로 들어갑니다. 예수 그리스도의 이름은 그를 걷게 했을 뿐 아니라 하나님의 집 안으로 들어가게 했습니다. 구원은 몸의 회복을 넘어 하나님과의 관계의 회복입니다. 그리고 9절과 10절에서 모든 백성이 그를 보고 놀랍니다. 변화된 한 사람이 가장 강력한 설교가 되었습니다.</w:t>
       </w:r>
     </w:p>
     <w:p>
@@ -1016,20 +1016,20 @@
           <w:sz w:val="24"/>
           <w:szCs w:val="24"/>
         </w:rPr>
-        <w:t xml:space="preserve">그 사람은 대답 대신 하소연을 합니다. “주여 물이 움직일 때에 나를 못에 넣어 주는 사람이 없어 내가 가는 동안에 다른 사람이 먼저 내려가나이다.” 그에게는 도와줄 사람이 아무도 없었습니다. 삼십팔 년 동안 그는 누군가 자기를 도와주기만을 기다렸습니다. 그런데 예수님은 그에게 아무것도 묻지 않으시고 말씀하십니다. “일어나 네 자리를 들고 걸어가라.” 그 사람은 곧 나아서 자리를 들고 걸어갔습니다.</w:t>
-      </w:r>
-    </w:p>
-    <w:p>
-      <w:pPr>
-        <w:spacing w:after="160" w:line="360"/>
-      </w:pPr>
-      <w:r>
-        <w:rPr>
-          <w:rFonts w:ascii="맑은 고딕" w:cs="맑은 고딕" w:eastAsia="맑은 고딕" w:hAnsi="맑은 고딕"/>
-          <w:sz w:val="24"/>
-          <w:szCs w:val="24"/>
-        </w:rPr>
-        <w:t xml:space="preserve">나중에 예수님은 성전에서 그를 다시 만나 말씀하십니다. “보라 네가 나았으니 더 심한 것이 생기지 않도록 다시는 죄를 범하지 말라.” 예수님은 그의 다리만이 아니라 그의 영혼을 고치기 원하셨습니다. 베데스다의 그 사람도, 미문의 그 사람도 사람의 도움을 기다렸습니다. 그러나 그들을 일으킨 것은 예수님의 말씀이었습니다. 그리고 예수님은 그들을 성전으로, 곧 하나님께로 이끄셨습니다.</w:t>
+        <w:t xml:space="preserve">그 사람은 대답 대신 하소연을 합니다. “주여 물이 움직일 때에 나를 못에 넣어 주는 사람이 없어 내가 가는 동안에 다른 사람이 먼저 내려가나이다.” 그에게는 도와줄 사람이 아무도 없었습니다. 삼십팔 년 동안 그는 누군가 자기를 도와주기만을 기다렸습니다. 그런데 예수님은 그 하소연에 더 묻지 않으시고 말씀하십니다. “일어나 네 자리를 들고 걸어가라.” 그 사람은 곧 나아서 자리를 들고 걸어갔습니다.</w:t>
+      </w:r>
+    </w:p>
+    <w:p>
+      <w:pPr>
+        <w:spacing w:after="160" w:line="360"/>
+      </w:pPr>
+      <w:r>
+        <w:rPr>
+          <w:rFonts w:ascii="맑은 고딕" w:cs="맑은 고딕" w:eastAsia="맑은 고딕" w:hAnsi="맑은 고딕"/>
+          <w:sz w:val="24"/>
+          <w:szCs w:val="24"/>
+        </w:rPr>
+        <w:t xml:space="preserve">나중에 예수님은 성전에서 그를 다시 만나 말씀하십니다. “보라 네가 나았으니 더 심한 것이 생기지 않게 다시는 죄를 범하지 말라.” 예수님은 그의 다리만이 아니라 그의 영혼을 고치기 원하셨습니다. 베데스다의 그 사람도, 미문의 그 사람도 사람의 도움을 기다렸습니다. 그러나 그들을 일으킨 것은 예수님의 말씀이었습니다. 그리고 예수님은 그들을 성전으로, 곧 하나님께로 이끄셨습니다.</w:t>
       </w:r>
     </w:p>
     <w:p>
